--- a/원고/1부/러시아어_컨설턴트_16아크.docx
+++ b/원고/1부/러시아어_컨설턴트_16아크.docx
@@ -864,6 +864,42 @@
           <w:bCs/>
           <w:b/>
         </w:rPr>
+        <w:t xml:space="preserve">Настя:</w:t>
+      </w:r>
+      <w:r>
+        <w:t xml:space="preserve"> </w:t>
+      </w:r>
+      <w:r>
+        <w:t xml:space="preserve">А в чём была сила исходного образа — если в двух словах?</w:t>
+      </w:r>
+    </w:p>
+    <w:p>
+      <w:pPr>
+        <w:pStyle w:val="BodyText"/>
+      </w:pPr>
+      <w:r>
+        <w:rPr>
+          <w:bCs/>
+          <w:b/>
+        </w:rPr>
+        <w:t xml:space="preserve">Феликс:</w:t>
+      </w:r>
+      <w:r>
+        <w:t xml:space="preserve"> </w:t>
+      </w:r>
+      <w:r>
+        <w:t xml:space="preserve">В двух словах — именно. «Краткость — сестра таланта», Чехов не зря брату писал. Одна фраза, один образ — и человек помнит. После тестов осталось пять фраз, и ни одной живой.</w:t>
+      </w:r>
+    </w:p>
+    <w:p>
+      <w:pPr>
+        <w:pStyle w:val="BodyText"/>
+      </w:pPr>
+      <w:r>
+        <w:rPr>
+          <w:bCs/>
+          <w:b/>
+        </w:rPr>
         <w:t xml:space="preserve">Кирилл:</w:t>
       </w:r>
       <w:r>
@@ -3423,6 +3459,42 @@
       </w:r>
       <w:r>
         <w:t xml:space="preserve">не только интуицию.</w:t>
+      </w:r>
+    </w:p>
+    <w:p>
+      <w:pPr>
+        <w:pStyle w:val="BodyText"/>
+      </w:pPr>
+      <w:r>
+        <w:rPr>
+          <w:bCs/>
+          <w:b/>
+        </w:rPr>
+        <w:t xml:space="preserve">Феликс:</w:t>
+      </w:r>
+      <w:r>
+        <w:t xml:space="preserve"> </w:t>
+      </w:r>
+      <w:r>
+        <w:t xml:space="preserve">(Усмехнувшись) У Чехова в «Чайке» Треплев говорит: «Нужны новые формы. Новые формы нужны, а если их нет, то лучше ничего не нужно». Я всю жизнь думал, что это про меня. А новой формой, похоже, оказались вы — со своими цифрами.</w:t>
+      </w:r>
+    </w:p>
+    <w:p>
+      <w:pPr>
+        <w:pStyle w:val="BodyText"/>
+      </w:pPr>
+      <w:r>
+        <w:rPr>
+          <w:bCs/>
+          <w:b/>
+        </w:rPr>
+        <w:t xml:space="preserve">Диана:</w:t>
+      </w:r>
+      <w:r>
+        <w:t xml:space="preserve"> </w:t>
+      </w:r>
+      <w:r>
+        <w:t xml:space="preserve">(Улыбаясь) Тогда договоримся: новые формы ищем вдвоём, а старые — не выбрасываем.</w:t>
       </w:r>
     </w:p>
     <w:p>

--- a/원고/1부/러시아어_컨설턴트_16아크.docx
+++ b/원고/1부/러시아어_컨설턴트_16아크.docx
@@ -4885,6 +4885,222 @@
       </w:r>
       <w:r>
         <w:t xml:space="preserve">Обязательно. Удачи вам, в мире кино.</w:t>
+      </w:r>
+    </w:p>
+    <w:p>
+      <w:r>
+        <w:br w:type="page"/>
+      </w:r>
+    </w:p>
+    <w:p>
+      <w:pPr>
+        <w:pStyle w:val="BodyText"/>
+      </w:pPr>
+      <w:r>
+        <w:rPr>
+          <w:b/>
+          <w:bCs/>
+          <w:sz w:val="32"/>
+          <w:szCs w:val="32"/>
+        </w:rPr>
+        <w:t xml:space="preserve">📚 인용 해설 노트 — 16아크</w:t>
+      </w:r>
+    </w:p>
+    <w:p>
+      <w:pPr>
+        <w:pStyle w:val="BodyText"/>
+      </w:pPr>
+      <w:r>
+        <w:rPr/>
+        <w:t xml:space="preserve">이 화에 나온 러시아 고전 인용과 속담의 뜻, 원작 맥락, 쓰인 장면, 실제 대화에서 쓰는 요령을 정리했습니다.</w:t>
+      </w:r>
+    </w:p>
+    <w:p>
+      <w:pPr>
+        <w:pStyle w:val="BodyText"/>
+      </w:pPr>
+      <w:r>
+        <w:rPr>
+          <w:b/>
+          <w:bCs/>
+          <w:sz w:val="24"/>
+          <w:szCs w:val="24"/>
+        </w:rPr>
+        <w:t xml:space="preserve">인용 1 · «Краткость — сестра таланта»</w:t>
+      </w:r>
+    </w:p>
+    <w:p>
+      <w:pPr>
+        <w:pStyle w:val="BodyText"/>
+      </w:pPr>
+      <w:r>
+        <w:rPr>
+          <w:b/>
+          <w:bCs/>
+        </w:rPr>
+        <w:t xml:space="preserve">출전: </w:t>
+      </w:r>
+      <w:r>
+        <w:rPr/>
+        <w:t xml:space="preserve">안톤 체호프, 1889년 형 알렉산드르에게 보낸 편지</w:t>
+      </w:r>
+    </w:p>
+    <w:p>
+      <w:pPr>
+        <w:pStyle w:val="BodyText"/>
+      </w:pPr>
+      <w:r>
+        <w:rPr>
+          <w:b/>
+          <w:bCs/>
+        </w:rPr>
+        <w:t xml:space="preserve">뜻: </w:t>
+      </w:r>
+      <w:r>
+        <w:rPr/>
+        <w:t xml:space="preserve">간결함은 재능의 자매다.</w:t>
+      </w:r>
+    </w:p>
+    <w:p>
+      <w:pPr>
+        <w:pStyle w:val="BodyText"/>
+      </w:pPr>
+      <w:r>
+        <w:rPr>
+          <w:b/>
+          <w:bCs/>
+        </w:rPr>
+        <w:t xml:space="preserve">원작·유래: </w:t>
+      </w:r>
+      <w:r>
+        <w:rPr/>
+        <w:t xml:space="preserve">체호프가 글을 장황하게 쓰는 형에게 조언하며 쓴 말입니다. 짧은 단편의 대가였던 체호프의 문학관을 잘 보여 줍니다.</w:t>
+      </w:r>
+    </w:p>
+    <w:p>
+      <w:pPr>
+        <w:pStyle w:val="BodyText"/>
+      </w:pPr>
+      <w:r>
+        <w:rPr>
+          <w:b/>
+          <w:bCs/>
+        </w:rPr>
+        <w:t xml:space="preserve">이 화에서: </w:t>
+      </w:r>
+      <w:r>
+        <w:rPr/>
+        <w:t xml:space="preserve">전설적인 크리에이티브 디렉터 펠릭스가 데이터 테스트를 거치며 한 문장이 다섯 문장으로 늘어난 광고를 두고 불평합니다.</w:t>
+      </w:r>
+    </w:p>
+    <w:p>
+      <w:pPr>
+        <w:pStyle w:val="BodyText"/>
+      </w:pPr>
+      <w:r>
+        <w:rPr>
+          <w:b/>
+          <w:bCs/>
+        </w:rPr>
+        <w:t xml:space="preserve">대화 활용 팁: </w:t>
+      </w:r>
+      <w:r>
+        <w:rPr/>
+        <w:t xml:space="preserve">보고서, 발표, 이메일을 짧게 하자고 할 때 쓰기 좋은 단골 인용입니다. 회의를 줄이자는 농담으로도 많이 씁니다.</w:t>
+      </w:r>
+    </w:p>
+    <w:p>
+      <w:pPr>
+        <w:pStyle w:val="BodyText"/>
+      </w:pPr>
+      <w:r>
+        <w:rPr>
+          <w:b/>
+          <w:bCs/>
+          <w:sz w:val="24"/>
+          <w:szCs w:val="24"/>
+        </w:rPr>
+        <w:t xml:space="preserve">인용 2 · «Нужны новые формы. Новые формы нужны, а если их нет, то лучше ничего не нужно»</w:t>
+      </w:r>
+    </w:p>
+    <w:p>
+      <w:pPr>
+        <w:pStyle w:val="BodyText"/>
+      </w:pPr>
+      <w:r>
+        <w:rPr>
+          <w:b/>
+          <w:bCs/>
+        </w:rPr>
+        <w:t xml:space="preserve">출전: </w:t>
+      </w:r>
+      <w:r>
+        <w:rPr/>
+        <w:t xml:space="preserve">안톤 체호프, 희곡 『갈매기』 1막, 트레플료프의 대사</w:t>
+      </w:r>
+    </w:p>
+    <w:p>
+      <w:pPr>
+        <w:pStyle w:val="BodyText"/>
+      </w:pPr>
+      <w:r>
+        <w:rPr>
+          <w:b/>
+          <w:bCs/>
+        </w:rPr>
+        <w:t xml:space="preserve">뜻: </w:t>
+      </w:r>
+      <w:r>
+        <w:rPr/>
+        <w:t xml:space="preserve">새로운 형식이 필요하다. 그게 없다면 차라리 아무것도 필요 없다.</w:t>
+      </w:r>
+    </w:p>
+    <w:p>
+      <w:pPr>
+        <w:pStyle w:val="BodyText"/>
+      </w:pPr>
+      <w:r>
+        <w:rPr>
+          <w:b/>
+          <w:bCs/>
+        </w:rPr>
+        <w:t xml:space="preserve">원작·유래: </w:t>
+      </w:r>
+      <w:r>
+        <w:rPr/>
+        <w:t xml:space="preserve">젊은 작가 지망생 트레플료프가 낡은 연극을 비판하며 하는 말입니다. 그는 끝내 새로운 형식을 찾지 못하고 비극적으로 생을 마감합니다.</w:t>
+      </w:r>
+    </w:p>
+    <w:p>
+      <w:pPr>
+        <w:pStyle w:val="BodyText"/>
+      </w:pPr>
+      <w:r>
+        <w:rPr>
+          <w:b/>
+          <w:bCs/>
+        </w:rPr>
+        <w:t xml:space="preserve">이 화에서: </w:t>
+      </w:r>
+      <w:r>
+        <w:rPr/>
+        <w:t xml:space="preserve">데이터 마케팅 이사 디아나와 화해하면서 펠릭스가 '평생 내 얘기라 생각했는데, 새로운 형식은 당신의 숫자였다'고 인정합니다.</w:t>
+      </w:r>
+    </w:p>
+    <w:p>
+      <w:pPr>
+        <w:pStyle w:val="BodyText"/>
+      </w:pPr>
+      <w:r>
+        <w:rPr>
+          <w:b/>
+          <w:bCs/>
+        </w:rPr>
+        <w:t xml:space="preserve">대화 활용 팁: </w:t>
+      </w:r>
+      <w:r>
+        <w:rPr/>
+        <w:t xml:space="preserve">혁신이나 새로운 방식을 주장할 때 씁니다. 창작, 광고, 미디어 업계에서 특히 잘 통합니다. 자기 고집을 내려놓는 장면처럼 자기 성찰로 쓰면 품위 있게 들립니다.</w:t>
       </w:r>
     </w:p>
     <w:sectPr/>
